--- a/Coding 1 - year/Unit 3 - Conditionals/Daily Lesson Plans/Word/Day 52.docx
+++ b/Coding 1 - year/Unit 3 - Conditionals/Daily Lesson Plans/Word/Day 52.docx
@@ -50,12 +50,15 @@
               </w:rPr>
               <w:t xml:space="preserve">Coding I — Full Year</w:t>
             </w:r>
-          </w:p>
-          <w:p>
-            <w:pPr>
-              <w:spacing w:before="40"/>
-              <w:jc w:val="center"/>
-            </w:pPr>
+            <w:r>
+              <w:rPr>
+                <w:rFonts w:ascii="Arial" w:cs="Arial" w:eastAsia="Arial" w:hAnsi="Arial"/>
+                <w:sz w:val="16"/>
+                <w:szCs w:val="16"/>
+              </w:rPr>
+              <w:br/>
+              <w:t xml:space="preserve"/>
+            </w:r>
             <w:r>
               <w:rPr>
                 <w:rFonts w:ascii="Arial" w:cs="Arial" w:eastAsia="Arial" w:hAnsi="Arial"/>
@@ -83,7 +86,7 @@
           <w:rFonts w:ascii="Arial" w:cs="Arial" w:eastAsia="Arial" w:hAnsi="Arial"/>
           <w:b/>
           <w:bCs/>
-          <w:color w:val="1F3864"/>
+          <w:color w:val="2B5797"/>
           <w:sz w:val="32"/>
           <w:szCs w:val="32"/>
         </w:rPr>
@@ -261,9 +264,9 @@
               <w:right w:val="single" w:color="CCCCCC" w:sz="1"/>
             </w:tcBorders>
             <w:tcMar>
-              <w:top w:type="dxa" w:w="60"/>
+              <w:top w:type="dxa" w:w="80"/>
               <w:left w:type="dxa" w:w="120"/>
-              <w:bottom w:type="dxa" w:w="60"/>
+              <w:bottom w:type="dxa" w:w="80"/>
               <w:right w:type="dxa" w:w="120"/>
             </w:tcMar>
           </w:tcPr>
@@ -290,20 +293,213 @@
               <w:right w:val="single" w:color="CCCCCC" w:sz="1"/>
             </w:tcBorders>
             <w:tcMar>
-              <w:top w:type="dxa" w:w="60"/>
+              <w:top w:type="dxa" w:w="80"/>
               <w:left w:type="dxa" w:w="120"/>
-              <w:bottom w:type="dxa" w:w="60"/>
+              <w:bottom w:type="dxa" w:w="80"/>
               <w:right w:type="dxa" w:w="120"/>
             </w:tcMar>
           </w:tcPr>
           <w:p>
-            <w:r>
-              <w:rPr>
-                <w:rFonts w:ascii="Arial" w:cs="Arial" w:eastAsia="Arial" w:hAnsi="Arial"/>
-                <w:sz w:val="20"/>
-                <w:szCs w:val="20"/>
+            <w:pPr>
+              <w:spacing w:after="80" w:before="80"/>
+            </w:pPr>
+            <w:r>
+              <w:rPr>
+                <w:rFonts w:ascii="Arial" w:cs="Arial" w:eastAsia="Arial" w:hAnsi="Arial"/>
+                <w:b/>
+                <w:bCs/>
+                <w:i w:val="false"/>
+                <w:iCs w:val="false"/>
+                <w:color w:val="000000"/>
+                <w:sz w:val="22"/>
+                <w:szCs w:val="22"/>
               </w:rPr>
               <w:t xml:space="preserve">Bell Ringer / Review</w:t>
+            </w:r>
+            <w:r>
+              <w:rPr>
+                <w:rFonts w:ascii="Arial" w:cs="Arial" w:eastAsia="Arial" w:hAnsi="Arial"/>
+                <w:sz w:val="20"/>
+                <w:szCs w:val="20"/>
+              </w:rPr>
+              <w:br/>
+              <w:t xml:space="preserve"/>
+            </w:r>
+            <w:r>
+              <w:rPr>
+                <w:rFonts w:ascii="Arial" w:cs="Arial" w:eastAsia="Arial" w:hAnsi="Arial"/>
+                <w:sz w:val="20"/>
+                <w:szCs w:val="20"/>
+              </w:rPr>
+              <w:br/>
+              <w:t xml:space="preserve"/>
+            </w:r>
+            <w:r>
+              <w:rPr>
+                <w:rFonts w:ascii="Arial" w:cs="Arial" w:eastAsia="Arial" w:hAnsi="Arial"/>
+                <w:b/>
+                <w:bCs/>
+                <w:i w:val="false"/>
+                <w:iCs w:val="false"/>
+                <w:color w:val="000000"/>
+                <w:sz w:val="20"/>
+                <w:szCs w:val="20"/>
+              </w:rPr>
+              <w:t xml:space="preserve">Quick Write </w:t>
+            </w:r>
+            <w:r>
+              <w:rPr>
+                <w:rFonts w:ascii="Arial" w:cs="Arial" w:eastAsia="Arial" w:hAnsi="Arial"/>
+                <w:b w:val="false"/>
+                <w:bCs w:val="false"/>
+                <w:i w:val="false"/>
+                <w:iCs w:val="false"/>
+                <w:color w:val="000000"/>
+                <w:sz w:val="20"/>
+                <w:szCs w:val="20"/>
+              </w:rPr>
+              <w:t xml:space="preserve">(3 min — written or verbal):</w:t>
+            </w:r>
+            <w:r>
+              <w:rPr>
+                <w:rFonts w:ascii="Arial" w:cs="Arial" w:eastAsia="Arial" w:hAnsi="Arial"/>
+                <w:sz w:val="20"/>
+                <w:szCs w:val="20"/>
+              </w:rPr>
+              <w:br/>
+              <w:t xml:space="preserve"/>
+            </w:r>
+            <w:r>
+              <w:rPr>
+                <w:rFonts w:ascii="Arial" w:cs="Arial" w:eastAsia="Arial" w:hAnsi="Arial"/>
+                <w:b w:val="false"/>
+                <w:bCs w:val="false"/>
+                <w:i w:val="false"/>
+                <w:iCs w:val="false"/>
+                <w:color w:val="000000"/>
+                <w:sz w:val="20"/>
+                <w:szCs w:val="20"/>
+              </w:rPr>
+              <w:t xml:space="preserve">    What do you already know about how to use if/else to implement two-path decisions where only one branch executes?</w:t>
+            </w:r>
+            <w:r>
+              <w:rPr>
+                <w:rFonts w:ascii="Arial" w:cs="Arial" w:eastAsia="Arial" w:hAnsi="Arial"/>
+                <w:sz w:val="20"/>
+                <w:szCs w:val="20"/>
+              </w:rPr>
+              <w:br/>
+              <w:t xml:space="preserve"/>
+            </w:r>
+            <w:r>
+              <w:rPr>
+                <w:rFonts w:ascii="Arial" w:cs="Arial" w:eastAsia="Arial" w:hAnsi="Arial"/>
+                <w:sz w:val="20"/>
+                <w:szCs w:val="20"/>
+              </w:rPr>
+              <w:br/>
+              <w:t xml:space="preserve"/>
+            </w:r>
+            <w:r>
+              <w:rPr>
+                <w:rFonts w:ascii="Arial" w:cs="Arial" w:eastAsia="Arial" w:hAnsi="Arial"/>
+                <w:b/>
+                <w:bCs/>
+                <w:i w:val="false"/>
+                <w:iCs w:val="false"/>
+                <w:color w:val="000000"/>
+                <w:sz w:val="20"/>
+                <w:szCs w:val="20"/>
+              </w:rPr>
+              <w:t xml:space="preserve">Vocabulary Preview — </w:t>
+            </w:r>
+            <w:r>
+              <w:rPr>
+                <w:rFonts w:ascii="Arial" w:cs="Arial" w:eastAsia="Arial" w:hAnsi="Arial"/>
+                <w:b w:val="false"/>
+                <w:bCs w:val="false"/>
+                <w:i w:val="false"/>
+                <w:iCs w:val="false"/>
+                <w:color w:val="000000"/>
+                <w:sz w:val="20"/>
+                <w:szCs w:val="20"/>
+              </w:rPr>
+              <w:t xml:space="preserve">terms we'll use today:</w:t>
+            </w:r>
+            <w:r>
+              <w:rPr>
+                <w:rFonts w:ascii="Arial" w:cs="Arial" w:eastAsia="Arial" w:hAnsi="Arial"/>
+                <w:sz w:val="20"/>
+                <w:szCs w:val="20"/>
+              </w:rPr>
+              <w:br/>
+              <w:t xml:space="preserve"/>
+            </w:r>
+            <w:r>
+              <w:rPr>
+                <w:rFonts w:ascii="Arial" w:cs="Arial" w:eastAsia="Arial" w:hAnsi="Arial"/>
+                <w:b w:val="false"/>
+                <w:bCs w:val="false"/>
+                <w:i w:val="false"/>
+                <w:iCs w:val="false"/>
+                <w:color w:val="000000"/>
+                <w:sz w:val="20"/>
+                <w:szCs w:val="20"/>
+              </w:rPr>
+              <w:t xml:space="preserve">    • else statement   •   Key point</w:t>
+            </w:r>
+            <w:r>
+              <w:rPr>
+                <w:rFonts w:ascii="Arial" w:cs="Arial" w:eastAsia="Arial" w:hAnsi="Arial"/>
+                <w:sz w:val="20"/>
+                <w:szCs w:val="20"/>
+              </w:rPr>
+              <w:br/>
+              <w:t xml:space="preserve"/>
+            </w:r>
+            <w:r>
+              <w:rPr>
+                <w:rFonts w:ascii="Arial" w:cs="Arial" w:eastAsia="Arial" w:hAnsi="Arial"/>
+                <w:sz w:val="20"/>
+                <w:szCs w:val="20"/>
+              </w:rPr>
+              <w:br/>
+              <w:t xml:space="preserve"/>
+            </w:r>
+            <w:r>
+              <w:rPr>
+                <w:rFonts w:ascii="Arial" w:cs="Arial" w:eastAsia="Arial" w:hAnsi="Arial"/>
+                <w:b w:val="false"/>
+                <w:bCs w:val="false"/>
+                <w:i/>
+                <w:iCs/>
+                <w:color w:val="444444"/>
+                <w:sz w:val="20"/>
+                <w:szCs w:val="20"/>
+              </w:rPr>
+              <w:t xml:space="preserve">Today's Goal: By the end of class you will be able to use if/else to implement two-path decisions where only one branch executes.</w:t>
+            </w:r>
+            <w:r>
+              <w:rPr>
+                <w:rFonts w:ascii="Arial" w:cs="Arial" w:eastAsia="Arial" w:hAnsi="Arial"/>
+                <w:sz w:val="20"/>
+                <w:szCs w:val="20"/>
+              </w:rPr>
+              <w:br/>
+              <w:t xml:space="preserve"/>
+            </w:r>
+            <w:r>
+              <w:rPr>
+                <w:rFonts w:ascii="Arial" w:cs="Arial" w:eastAsia="Arial" w:hAnsi="Arial"/>
+                <w:b w:val="false"/>
+                <w:bCs w:val="false"/>
+                <w:i/>
+                <w:iCs/>
+                <w:color w:val="555555"/>
+                <w:sz w:val="20"/>
+                <w:szCs w:val="20"/>
+              </w:rPr>
+              <w:t xml:space="preserve">→ Pair-share your response, then 2–3 students share with the class.</w:t>
             </w:r>
           </w:p>
         </w:tc>
@@ -319,9 +515,9 @@
               <w:right w:val="single" w:color="CCCCCC" w:sz="1"/>
             </w:tcBorders>
             <w:tcMar>
-              <w:top w:type="dxa" w:w="60"/>
+              <w:top w:type="dxa" w:w="80"/>
               <w:left w:type="dxa" w:w="120"/>
-              <w:bottom w:type="dxa" w:w="60"/>
+              <w:bottom w:type="dxa" w:w="80"/>
               <w:right w:type="dxa" w:w="120"/>
             </w:tcMar>
           </w:tcPr>
@@ -348,20 +544,336 @@
               <w:right w:val="single" w:color="CCCCCC" w:sz="1"/>
             </w:tcBorders>
             <w:tcMar>
-              <w:top w:type="dxa" w:w="60"/>
+              <w:top w:type="dxa" w:w="80"/>
               <w:left w:type="dxa" w:w="120"/>
-              <w:bottom w:type="dxa" w:w="60"/>
+              <w:bottom w:type="dxa" w:w="80"/>
               <w:right w:type="dxa" w:w="120"/>
             </w:tcMar>
           </w:tcPr>
           <w:p>
-            <w:r>
-              <w:rPr>
-                <w:rFonts w:ascii="Arial" w:cs="Arial" w:eastAsia="Arial" w:hAnsi="Arial"/>
-                <w:sz w:val="20"/>
-                <w:szCs w:val="20"/>
-              </w:rPr>
-              <w:t xml:space="preserve">Mini Lesson: if/else Statements</w:t>
+            <w:pPr>
+              <w:spacing w:after="80" w:before="80"/>
+            </w:pPr>
+            <w:r>
+              <w:rPr>
+                <w:rFonts w:ascii="Arial" w:cs="Arial" w:eastAsia="Arial" w:hAnsi="Arial"/>
+                <w:b/>
+                <w:bCs/>
+                <w:i w:val="false"/>
+                <w:iCs w:val="false"/>
+                <w:color w:val="000000"/>
+                <w:sz w:val="22"/>
+                <w:szCs w:val="22"/>
+              </w:rPr>
+              <w:t xml:space="preserve">Mini Lesson: </w:t>
+            </w:r>
+            <w:r>
+              <w:rPr>
+                <w:rFonts w:ascii="Arial" w:cs="Arial" w:eastAsia="Arial" w:hAnsi="Arial"/>
+                <w:b w:val="false"/>
+                <w:bCs w:val="false"/>
+                <w:i w:val="false"/>
+                <w:iCs w:val="false"/>
+                <w:color w:val="000000"/>
+                <w:sz w:val="22"/>
+                <w:szCs w:val="22"/>
+              </w:rPr>
+              <w:t xml:space="preserve">if/else Statements</w:t>
+            </w:r>
+            <w:r>
+              <w:rPr>
+                <w:rFonts w:ascii="Arial" w:cs="Arial" w:eastAsia="Arial" w:hAnsi="Arial"/>
+                <w:sz w:val="20"/>
+                <w:szCs w:val="20"/>
+              </w:rPr>
+              <w:br/>
+              <w:t xml:space="preserve"/>
+            </w:r>
+            <w:r>
+              <w:rPr>
+                <w:rFonts w:ascii="Arial" w:cs="Arial" w:eastAsia="Arial" w:hAnsi="Arial"/>
+                <w:sz w:val="20"/>
+                <w:szCs w:val="20"/>
+              </w:rPr>
+              <w:br/>
+              <w:t xml:space="preserve"/>
+            </w:r>
+            <w:r>
+              <w:rPr>
+                <w:rFonts w:ascii="Arial" w:cs="Arial" w:eastAsia="Arial" w:hAnsi="Arial"/>
+                <w:b/>
+                <w:bCs/>
+                <w:i/>
+                <w:iCs/>
+                <w:color w:val="000000"/>
+                <w:sz w:val="20"/>
+                <w:szCs w:val="20"/>
+              </w:rPr>
+              <w:t xml:space="preserve">Learning Target: </w:t>
+            </w:r>
+            <w:r>
+              <w:rPr>
+                <w:rFonts w:ascii="Arial" w:cs="Arial" w:eastAsia="Arial" w:hAnsi="Arial"/>
+                <w:b w:val="false"/>
+                <w:bCs w:val="false"/>
+                <w:i/>
+                <w:iCs/>
+                <w:color w:val="333333"/>
+                <w:sz w:val="20"/>
+                <w:szCs w:val="20"/>
+              </w:rPr>
+              <w:t xml:space="preserve">I can use if/else to implement two-path decisions where only one branch executes.</w:t>
+            </w:r>
+            <w:r>
+              <w:rPr>
+                <w:rFonts w:ascii="Arial" w:cs="Arial" w:eastAsia="Arial" w:hAnsi="Arial"/>
+                <w:sz w:val="20"/>
+                <w:szCs w:val="20"/>
+              </w:rPr>
+              <w:br/>
+              <w:t xml:space="preserve"/>
+            </w:r>
+            <w:r>
+              <w:rPr>
+                <w:rFonts w:ascii="Arial" w:cs="Arial" w:eastAsia="Arial" w:hAnsi="Arial"/>
+                <w:sz w:val="20"/>
+                <w:szCs w:val="20"/>
+              </w:rPr>
+              <w:br/>
+              <w:t xml:space="preserve"/>
+            </w:r>
+            <w:r>
+              <w:rPr>
+                <w:rFonts w:ascii="Arial" w:cs="Arial" w:eastAsia="Arial" w:hAnsi="Arial"/>
+                <w:b w:val="false"/>
+                <w:bCs w:val="false"/>
+                <w:i w:val="false"/>
+                <w:iCs w:val="false"/>
+                <w:color w:val="000000"/>
+                <w:sz w:val="20"/>
+                <w:szCs w:val="20"/>
+              </w:rPr>
+              <w:t xml:space="preserve">An else statement provides an alternative path when the if condition is False. Exactly ONE branch executes:</w:t>
+            </w:r>
+            <w:r>
+              <w:rPr>
+                <w:rFonts w:ascii="Arial" w:cs="Arial" w:eastAsia="Arial" w:hAnsi="Arial"/>
+                <w:sz w:val="20"/>
+                <w:szCs w:val="20"/>
+              </w:rPr>
+              <w:br/>
+              <w:t xml:space="preserve"/>
+            </w:r>
+            <w:r>
+              <w:rPr>
+                <w:rFonts w:ascii="Arial" w:cs="Arial" w:eastAsia="Arial" w:hAnsi="Arial"/>
+                <w:b w:val="false"/>
+                <w:bCs w:val="false"/>
+                <w:i w:val="false"/>
+                <w:iCs w:val="false"/>
+                <w:color w:val="000000"/>
+                <w:sz w:val="20"/>
+                <w:szCs w:val="20"/>
+              </w:rPr>
+              <w:t xml:space="preserve">Key point: else has no condition. It catches everything the if doesn't.</w:t>
+            </w:r>
+            <w:r>
+              <w:rPr>
+                <w:rFonts w:ascii="Arial" w:cs="Arial" w:eastAsia="Arial" w:hAnsi="Arial"/>
+                <w:sz w:val="20"/>
+                <w:szCs w:val="20"/>
+              </w:rPr>
+              <w:br/>
+              <w:t xml:space="preserve"/>
+            </w:r>
+            <w:r>
+              <w:rPr>
+                <w:rFonts w:ascii="Arial" w:cs="Arial" w:eastAsia="Arial" w:hAnsi="Arial"/>
+                <w:sz w:val="20"/>
+                <w:szCs w:val="20"/>
+              </w:rPr>
+              <w:br/>
+              <w:t xml:space="preserve"/>
+            </w:r>
+            <w:r>
+              <w:rPr>
+                <w:rFonts w:ascii="Arial" w:cs="Arial" w:eastAsia="Arial" w:hAnsi="Arial"/>
+                <w:b/>
+                <w:bCs/>
+                <w:i w:val="false"/>
+                <w:iCs w:val="false"/>
+                <w:color w:val="000000"/>
+                <w:sz w:val="20"/>
+                <w:szCs w:val="20"/>
+              </w:rPr>
+              <w:t xml:space="preserve">Key Concepts:</w:t>
+            </w:r>
+            <w:r>
+              <w:rPr>
+                <w:rFonts w:ascii="Arial" w:cs="Arial" w:eastAsia="Arial" w:hAnsi="Arial"/>
+                <w:sz w:val="20"/>
+                <w:szCs w:val="20"/>
+              </w:rPr>
+              <w:br/>
+              <w:t xml:space="preserve"/>
+            </w:r>
+            <w:r>
+              <w:rPr>
+                <w:rFonts w:ascii="Arial" w:cs="Arial" w:eastAsia="Arial" w:hAnsi="Arial"/>
+                <w:b w:val="false"/>
+                <w:bCs w:val="false"/>
+                <w:i w:val="false"/>
+                <w:iCs w:val="false"/>
+                <w:color w:val="000000"/>
+                <w:sz w:val="20"/>
+                <w:szCs w:val="20"/>
+              </w:rPr>
+              <w:t xml:space="preserve">    • If condition is True → if block runs, else block is skipped</w:t>
+            </w:r>
+            <w:r>
+              <w:rPr>
+                <w:rFonts w:ascii="Arial" w:cs="Arial" w:eastAsia="Arial" w:hAnsi="Arial"/>
+                <w:sz w:val="20"/>
+                <w:szCs w:val="20"/>
+              </w:rPr>
+              <w:br/>
+              <w:t xml:space="preserve"/>
+            </w:r>
+            <w:r>
+              <w:rPr>
+                <w:rFonts w:ascii="Arial" w:cs="Arial" w:eastAsia="Arial" w:hAnsi="Arial"/>
+                <w:b w:val="false"/>
+                <w:bCs w:val="false"/>
+                <w:i w:val="false"/>
+                <w:iCs w:val="false"/>
+                <w:color w:val="000000"/>
+                <w:sz w:val="20"/>
+                <w:szCs w:val="20"/>
+              </w:rPr>
+              <w:t xml:space="preserve">    • If condition is False → if block is skipped, else block runs</w:t>
+            </w:r>
+            <w:r>
+              <w:rPr>
+                <w:rFonts w:ascii="Arial" w:cs="Arial" w:eastAsia="Arial" w:hAnsi="Arial"/>
+                <w:sz w:val="20"/>
+                <w:szCs w:val="20"/>
+              </w:rPr>
+              <w:br/>
+              <w:t xml:space="preserve"/>
+            </w:r>
+            <w:r>
+              <w:rPr>
+                <w:rFonts w:ascii="Arial" w:cs="Arial" w:eastAsia="Arial" w:hAnsi="Arial"/>
+                <w:sz w:val="20"/>
+                <w:szCs w:val="20"/>
+              </w:rPr>
+              <w:br/>
+              <w:t xml:space="preserve"/>
+            </w:r>
+            <w:r>
+              <w:rPr>
+                <w:rFonts w:ascii="Arial" w:cs="Arial" w:eastAsia="Arial" w:hAnsi="Arial"/>
+                <w:b/>
+                <w:bCs/>
+                <w:i w:val="false"/>
+                <w:iCs w:val="false"/>
+                <w:color w:val="000000"/>
+                <w:sz w:val="20"/>
+                <w:szCs w:val="20"/>
+              </w:rPr>
+              <w:t xml:space="preserve">Vocabulary: </w:t>
+            </w:r>
+            <w:r>
+              <w:rPr>
+                <w:rFonts w:ascii="Arial" w:cs="Arial" w:eastAsia="Arial" w:hAnsi="Arial"/>
+                <w:b w:val="false"/>
+                <w:bCs w:val="false"/>
+                <w:i w:val="false"/>
+                <w:iCs w:val="false"/>
+                <w:color w:val="000000"/>
+                <w:sz w:val="20"/>
+                <w:szCs w:val="20"/>
+              </w:rPr>
+              <w:t xml:space="preserve">else statement, Key point</w:t>
+            </w:r>
+            <w:r>
+              <w:rPr>
+                <w:rFonts w:ascii="Arial" w:cs="Arial" w:eastAsia="Arial" w:hAnsi="Arial"/>
+                <w:sz w:val="20"/>
+                <w:szCs w:val="20"/>
+              </w:rPr>
+              <w:br/>
+              <w:t xml:space="preserve"/>
+            </w:r>
+            <w:r>
+              <w:rPr>
+                <w:rFonts w:ascii="Arial" w:cs="Arial" w:eastAsia="Arial" w:hAnsi="Arial"/>
+                <w:sz w:val="20"/>
+                <w:szCs w:val="20"/>
+              </w:rPr>
+              <w:br/>
+              <w:t xml:space="preserve"/>
+            </w:r>
+            <w:r>
+              <w:rPr>
+                <w:rFonts w:ascii="Arial" w:cs="Arial" w:eastAsia="Arial" w:hAnsi="Arial"/>
+                <w:b/>
+                <w:bCs/>
+                <w:i/>
+                <w:iCs/>
+                <w:color w:val="555555"/>
+                <w:sz w:val="20"/>
+                <w:szCs w:val="20"/>
+              </w:rPr>
+              <w:t xml:space="preserve">→ Live Demo — </w:t>
+            </w:r>
+            <w:r>
+              <w:rPr>
+                <w:rFonts w:ascii="Arial" w:cs="Arial" w:eastAsia="Arial" w:hAnsi="Arial"/>
+                <w:b w:val="false"/>
+                <w:bCs w:val="false"/>
+                <w:i/>
+                <w:iCs/>
+                <w:color w:val="555555"/>
+                <w:sz w:val="20"/>
+                <w:szCs w:val="20"/>
+              </w:rPr>
+              <w:t xml:space="preserve">type examples as students follow along in their own editor.</w:t>
+            </w:r>
+            <w:r>
+              <w:rPr>
+                <w:rFonts w:ascii="Arial" w:cs="Arial" w:eastAsia="Arial" w:hAnsi="Arial"/>
+                <w:sz w:val="20"/>
+                <w:szCs w:val="20"/>
+              </w:rPr>
+              <w:br/>
+              <w:t xml:space="preserve"/>
+            </w:r>
+            <w:r>
+              <w:rPr>
+                <w:rFonts w:ascii="Arial" w:cs="Arial" w:eastAsia="Arial" w:hAnsi="Arial"/>
+                <w:b/>
+                <w:bCs/>
+                <w:i/>
+                <w:iCs/>
+                <w:color w:val="555555"/>
+                <w:sz w:val="20"/>
+                <w:szCs w:val="20"/>
+              </w:rPr>
+              <w:t xml:space="preserve">→ Check for Understanding: </w:t>
+            </w:r>
+            <w:r>
+              <w:rPr>
+                <w:rFonts w:ascii="Arial" w:cs="Arial" w:eastAsia="Arial" w:hAnsi="Arial"/>
+                <w:b w:val="false"/>
+                <w:bCs w:val="false"/>
+                <w:i/>
+                <w:iCs/>
+                <w:color w:val="555555"/>
+                <w:sz w:val="20"/>
+                <w:szCs w:val="20"/>
+              </w:rPr>
+              <w:t xml:space="preserve">pause and cold-call: “Can someone explain what we just did in their own words?”</w:t>
             </w:r>
           </w:p>
         </w:tc>
@@ -377,9 +889,9 @@
               <w:right w:val="single" w:color="CCCCCC" w:sz="1"/>
             </w:tcBorders>
             <w:tcMar>
-              <w:top w:type="dxa" w:w="60"/>
+              <w:top w:type="dxa" w:w="80"/>
               <w:left w:type="dxa" w:w="120"/>
-              <w:bottom w:type="dxa" w:w="60"/>
+              <w:bottom w:type="dxa" w:w="80"/>
               <w:right w:type="dxa" w:w="120"/>
             </w:tcMar>
           </w:tcPr>
@@ -406,20 +918,90 @@
               <w:right w:val="single" w:color="CCCCCC" w:sz="1"/>
             </w:tcBorders>
             <w:tcMar>
-              <w:top w:type="dxa" w:w="60"/>
+              <w:top w:type="dxa" w:w="80"/>
               <w:left w:type="dxa" w:w="120"/>
-              <w:bottom w:type="dxa" w:w="60"/>
+              <w:bottom w:type="dxa" w:w="80"/>
               <w:right w:type="dxa" w:w="120"/>
             </w:tcMar>
           </w:tcPr>
           <w:p>
-            <w:r>
-              <w:rPr>
-                <w:rFonts w:ascii="Arial" w:cs="Arial" w:eastAsia="Arial" w:hAnsi="Arial"/>
-                <w:sz w:val="20"/>
-                <w:szCs w:val="20"/>
+            <w:pPr>
+              <w:spacing w:after="80" w:before="80"/>
+            </w:pPr>
+            <w:r>
+              <w:rPr>
+                <w:rFonts w:ascii="Arial" w:cs="Arial" w:eastAsia="Arial" w:hAnsi="Arial"/>
+                <w:b/>
+                <w:bCs/>
+                <w:i w:val="false"/>
+                <w:iCs w:val="false"/>
+                <w:color w:val="000000"/>
+                <w:sz w:val="22"/>
+                <w:szCs w:val="22"/>
               </w:rPr>
               <w:t xml:space="preserve">Guided Practice</w:t>
+            </w:r>
+            <w:r>
+              <w:rPr>
+                <w:rFonts w:ascii="Arial" w:cs="Arial" w:eastAsia="Arial" w:hAnsi="Arial"/>
+                <w:sz w:val="20"/>
+                <w:szCs w:val="20"/>
+              </w:rPr>
+              <w:br/>
+              <w:t xml:space="preserve"/>
+            </w:r>
+            <w:r>
+              <w:rPr>
+                <w:rFonts w:ascii="Arial" w:cs="Arial" w:eastAsia="Arial" w:hAnsi="Arial"/>
+                <w:sz w:val="20"/>
+                <w:szCs w:val="20"/>
+              </w:rPr>
+              <w:br/>
+              <w:t xml:space="preserve"/>
+            </w:r>
+            <w:r>
+              <w:rPr>
+                <w:rFonts w:ascii="Arial" w:cs="Arial" w:eastAsia="Arial" w:hAnsi="Arial"/>
+                <w:b w:val="false"/>
+                <w:bCs w:val="false"/>
+                <w:i w:val="false"/>
+                <w:iCs w:val="false"/>
+                <w:color w:val="000000"/>
+                <w:sz w:val="20"/>
+                <w:szCs w:val="20"/>
+              </w:rPr>
+              <w:t xml:space="preserve">Activity: Traffic Light Simulator</w:t>
+            </w:r>
+            <w:r>
+              <w:rPr>
+                <w:rFonts w:ascii="Arial" w:cs="Arial" w:eastAsia="Arial" w:hAnsi="Arial"/>
+                <w:sz w:val="20"/>
+                <w:szCs w:val="20"/>
+              </w:rPr>
+              <w:br/>
+              <w:t xml:space="preserve"/>
+            </w:r>
+            <w:r>
+              <w:rPr>
+                <w:rFonts w:ascii="Arial" w:cs="Arial" w:eastAsia="Arial" w:hAnsi="Arial"/>
+                <w:sz w:val="20"/>
+                <w:szCs w:val="20"/>
+              </w:rPr>
+              <w:br/>
+              <w:t xml:space="preserve"/>
+            </w:r>
+            <w:r>
+              <w:rPr>
+                <w:rFonts w:ascii="Arial" w:cs="Arial" w:eastAsia="Arial" w:hAnsi="Arial"/>
+                <w:b w:val="false"/>
+                <w:bCs w:val="false"/>
+                <w:i/>
+                <w:iCs/>
+                <w:color w:val="555555"/>
+                <w:sz w:val="20"/>
+                <w:szCs w:val="20"/>
+              </w:rPr>
+              <w:t xml:space="preserve">→ Teacher models — students try alongside, then compare results.</w:t>
             </w:r>
           </w:p>
         </w:tc>
@@ -435,9 +1017,9 @@
               <w:right w:val="single" w:color="CCCCCC" w:sz="1"/>
             </w:tcBorders>
             <w:tcMar>
-              <w:top w:type="dxa" w:w="60"/>
+              <w:top w:type="dxa" w:w="80"/>
               <w:left w:type="dxa" w:w="120"/>
-              <w:bottom w:type="dxa" w:w="60"/>
+              <w:bottom w:type="dxa" w:w="80"/>
               <w:right w:type="dxa" w:w="120"/>
             </w:tcMar>
           </w:tcPr>
@@ -450,7 +1032,7 @@
                 <w:sz w:val="20"/>
                 <w:szCs w:val="20"/>
               </w:rPr>
-              <w:t xml:space="preserve">15-20 min</w:t>
+              <w:t xml:space="preserve">15–20 min</w:t>
             </w:r>
           </w:p>
         </w:tc>
@@ -464,20 +1046,164 @@
               <w:right w:val="single" w:color="CCCCCC" w:sz="1"/>
             </w:tcBorders>
             <w:tcMar>
-              <w:top w:type="dxa" w:w="60"/>
+              <w:top w:type="dxa" w:w="80"/>
               <w:left w:type="dxa" w:w="120"/>
-              <w:bottom w:type="dxa" w:w="60"/>
+              <w:bottom w:type="dxa" w:w="80"/>
               <w:right w:type="dxa" w:w="120"/>
             </w:tcMar>
           </w:tcPr>
           <w:p>
-            <w:r>
-              <w:rPr>
-                <w:rFonts w:ascii="Arial" w:cs="Arial" w:eastAsia="Arial" w:hAnsi="Arial"/>
-                <w:sz w:val="20"/>
-                <w:szCs w:val="20"/>
+            <w:pPr>
+              <w:spacing w:after="80" w:before="80"/>
+            </w:pPr>
+            <w:r>
+              <w:rPr>
+                <w:rFonts w:ascii="Arial" w:cs="Arial" w:eastAsia="Arial" w:hAnsi="Arial"/>
+                <w:b/>
+                <w:bCs/>
+                <w:i w:val="false"/>
+                <w:iCs w:val="false"/>
+                <w:color w:val="000000"/>
+                <w:sz w:val="22"/>
+                <w:szCs w:val="22"/>
               </w:rPr>
               <w:t xml:space="preserve">Independent Practice / Code Along</w:t>
+            </w:r>
+            <w:r>
+              <w:rPr>
+                <w:rFonts w:ascii="Arial" w:cs="Arial" w:eastAsia="Arial" w:hAnsi="Arial"/>
+                <w:sz w:val="20"/>
+                <w:szCs w:val="20"/>
+              </w:rPr>
+              <w:br/>
+              <w:t xml:space="preserve"/>
+            </w:r>
+            <w:r>
+              <w:rPr>
+                <w:rFonts w:ascii="Arial" w:cs="Arial" w:eastAsia="Arial" w:hAnsi="Arial"/>
+                <w:b/>
+                <w:bCs/>
+                <w:i w:val="false"/>
+                <w:iCs w:val="false"/>
+                <w:color w:val="000000"/>
+                <w:sz w:val="20"/>
+                <w:szCs w:val="20"/>
+              </w:rPr>
+              <w:t xml:space="preserve">    Beginner: </w:t>
+            </w:r>
+            <w:r>
+              <w:rPr>
+                <w:rFonts w:ascii="Arial" w:cs="Arial" w:eastAsia="Arial" w:hAnsi="Arial"/>
+                <w:b w:val="false"/>
+                <w:bCs w:val="false"/>
+                <w:i w:val="false"/>
+                <w:iCs w:val="false"/>
+                <w:color w:val="000000"/>
+                <w:sz w:val="20"/>
+                <w:szCs w:val="20"/>
+              </w:rPr>
+              <w:t xml:space="preserve">: Check if num &gt; 0: -</w:t>
+            </w:r>
+            <w:r>
+              <w:rPr>
+                <w:rFonts w:ascii="Arial" w:cs="Arial" w:eastAsia="Arial" w:hAnsi="Arial"/>
+                <w:sz w:val="20"/>
+                <w:szCs w:val="20"/>
+              </w:rPr>
+              <w:br/>
+              <w:t xml:space="preserve"/>
+            </w:r>
+            <w:r>
+              <w:rPr>
+                <w:rFonts w:ascii="Arial" w:cs="Arial" w:eastAsia="Arial" w:hAnsi="Arial"/>
+                <w:b/>
+                <w:bCs/>
+                <w:i w:val="false"/>
+                <w:iCs w:val="false"/>
+                <w:color w:val="000000"/>
+                <w:sz w:val="20"/>
+                <w:szCs w:val="20"/>
+              </w:rPr>
+              <w:t xml:space="preserve">    Intermediate: </w:t>
+            </w:r>
+            <w:r>
+              <w:rPr>
+                <w:rFonts w:ascii="Arial" w:cs="Arial" w:eastAsia="Arial" w:hAnsi="Arial"/>
+                <w:b w:val="false"/>
+                <w:bCs w:val="false"/>
+                <w:i w:val="false"/>
+                <w:iCs w:val="false"/>
+                <w:color w:val="000000"/>
+                <w:sz w:val="20"/>
+                <w:szCs w:val="20"/>
+              </w:rPr>
+              <w:t xml:space="preserve">: Use modulus: if num % 2 == 0: (even) else (odd) -</w:t>
+            </w:r>
+            <w:r>
+              <w:rPr>
+                <w:rFonts w:ascii="Arial" w:cs="Arial" w:eastAsia="Arial" w:hAnsi="Arial"/>
+                <w:sz w:val="20"/>
+                <w:szCs w:val="20"/>
+              </w:rPr>
+              <w:br/>
+              <w:t xml:space="preserve"/>
+            </w:r>
+            <w:r>
+              <w:rPr>
+                <w:rFonts w:ascii="Arial" w:cs="Arial" w:eastAsia="Arial" w:hAnsi="Arial"/>
+                <w:b/>
+                <w:bCs/>
+                <w:i w:val="false"/>
+                <w:iCs w:val="false"/>
+                <w:color w:val="000000"/>
+                <w:sz w:val="20"/>
+                <w:szCs w:val="20"/>
+              </w:rPr>
+              <w:t xml:space="preserve">    Challenge: </w:t>
+            </w:r>
+            <w:r>
+              <w:rPr>
+                <w:rFonts w:ascii="Arial" w:cs="Arial" w:eastAsia="Arial" w:hAnsi="Arial"/>
+                <w:b w:val="false"/>
+                <w:bCs w:val="false"/>
+                <w:i w:val="false"/>
+                <w:iCs w:val="false"/>
+                <w:color w:val="000000"/>
+                <w:sz w:val="20"/>
+                <w:szCs w:val="20"/>
+              </w:rPr>
+              <w:t xml:space="preserve">: Compare guess == secret --- ## Sample Answers ### Problem 1 Example ### Problem 2 Example ### Problem 3 Example --- ## Common Mistakes | M…</w:t>
+            </w:r>
+            <w:r>
+              <w:rPr>
+                <w:rFonts w:ascii="Arial" w:cs="Arial" w:eastAsia="Arial" w:hAnsi="Arial"/>
+                <w:sz w:val="20"/>
+                <w:szCs w:val="20"/>
+              </w:rPr>
+              <w:br/>
+              <w:t xml:space="preserve"/>
+            </w:r>
+            <w:r>
+              <w:rPr>
+                <w:rFonts w:ascii="Arial" w:cs="Arial" w:eastAsia="Arial" w:hAnsi="Arial"/>
+                <w:sz w:val="20"/>
+                <w:szCs w:val="20"/>
+              </w:rPr>
+              <w:br/>
+              <w:t xml:space="preserve"/>
+            </w:r>
+            <w:r>
+              <w:rPr>
+                <w:rFonts w:ascii="Arial" w:cs="Arial" w:eastAsia="Arial" w:hAnsi="Arial"/>
+                <w:b w:val="false"/>
+                <w:bCs w:val="false"/>
+                <w:i/>
+                <w:iCs/>
+                <w:color w:val="555555"/>
+                <w:sz w:val="20"/>
+                <w:szCs w:val="20"/>
+              </w:rPr>
+              <w:t xml:space="preserve">→ Teacher circulates — offer hints, check for understanding.</w:t>
             </w:r>
           </w:p>
         </w:tc>
@@ -493,9 +1219,9 @@
               <w:right w:val="single" w:color="CCCCCC" w:sz="1"/>
             </w:tcBorders>
             <w:tcMar>
-              <w:top w:type="dxa" w:w="60"/>
+              <w:top w:type="dxa" w:w="80"/>
               <w:left w:type="dxa" w:w="120"/>
-              <w:bottom w:type="dxa" w:w="60"/>
+              <w:bottom w:type="dxa" w:w="80"/>
               <w:right w:type="dxa" w:w="120"/>
             </w:tcMar>
           </w:tcPr>
@@ -522,20 +1248,90 @@
               <w:right w:val="single" w:color="CCCCCC" w:sz="1"/>
             </w:tcBorders>
             <w:tcMar>
-              <w:top w:type="dxa" w:w="60"/>
+              <w:top w:type="dxa" w:w="80"/>
               <w:left w:type="dxa" w:w="120"/>
-              <w:bottom w:type="dxa" w:w="60"/>
+              <w:bottom w:type="dxa" w:w="80"/>
               <w:right w:type="dxa" w:w="120"/>
             </w:tcMar>
           </w:tcPr>
           <w:p>
-            <w:r>
-              <w:rPr>
-                <w:rFonts w:ascii="Arial" w:cs="Arial" w:eastAsia="Arial" w:hAnsi="Arial"/>
-                <w:sz w:val="20"/>
-                <w:szCs w:val="20"/>
+            <w:pPr>
+              <w:spacing w:after="80" w:before="80"/>
+            </w:pPr>
+            <w:r>
+              <w:rPr>
+                <w:rFonts w:ascii="Arial" w:cs="Arial" w:eastAsia="Arial" w:hAnsi="Arial"/>
+                <w:b/>
+                <w:bCs/>
+                <w:i w:val="false"/>
+                <w:iCs w:val="false"/>
+                <w:color w:val="000000"/>
+                <w:sz w:val="22"/>
+                <w:szCs w:val="22"/>
               </w:rPr>
               <w:t xml:space="preserve">Exit Ticket / Wrap-Up</w:t>
+            </w:r>
+            <w:r>
+              <w:rPr>
+                <w:rFonts w:ascii="Arial" w:cs="Arial" w:eastAsia="Arial" w:hAnsi="Arial"/>
+                <w:sz w:val="20"/>
+                <w:szCs w:val="20"/>
+              </w:rPr>
+              <w:br/>
+              <w:t xml:space="preserve"/>
+            </w:r>
+            <w:r>
+              <w:rPr>
+                <w:rFonts w:ascii="Arial" w:cs="Arial" w:eastAsia="Arial" w:hAnsi="Arial"/>
+                <w:sz w:val="20"/>
+                <w:szCs w:val="20"/>
+              </w:rPr>
+              <w:br/>
+              <w:t xml:space="preserve"/>
+            </w:r>
+            <w:r>
+              <w:rPr>
+                <w:rFonts w:ascii="Arial" w:cs="Arial" w:eastAsia="Arial" w:hAnsi="Arial"/>
+                <w:b w:val="false"/>
+                <w:bCs w:val="false"/>
+                <w:i w:val="false"/>
+                <w:iCs w:val="false"/>
+                <w:color w:val="000000"/>
+                <w:sz w:val="20"/>
+                <w:szCs w:val="20"/>
+              </w:rPr>
+              <w:t xml:space="preserve">Quick Check: Use if/else to implement two-path decisions where only one branch executes?</w:t>
+            </w:r>
+            <w:r>
+              <w:rPr>
+                <w:rFonts w:ascii="Arial" w:cs="Arial" w:eastAsia="Arial" w:hAnsi="Arial"/>
+                <w:sz w:val="20"/>
+                <w:szCs w:val="20"/>
+              </w:rPr>
+              <w:br/>
+              <w:t xml:space="preserve"/>
+            </w:r>
+            <w:r>
+              <w:rPr>
+                <w:rFonts w:ascii="Arial" w:cs="Arial" w:eastAsia="Arial" w:hAnsi="Arial"/>
+                <w:sz w:val="20"/>
+                <w:szCs w:val="20"/>
+              </w:rPr>
+              <w:br/>
+              <w:t xml:space="preserve"/>
+            </w:r>
+            <w:r>
+              <w:rPr>
+                <w:rFonts w:ascii="Arial" w:cs="Arial" w:eastAsia="Arial" w:hAnsi="Arial"/>
+                <w:b w:val="false"/>
+                <w:bCs w:val="false"/>
+                <w:i/>
+                <w:iCs/>
+                <w:color w:val="555555"/>
+                <w:sz w:val="20"/>
+                <w:szCs w:val="20"/>
+              </w:rPr>
+              <w:t xml:space="preserve">→ 3–2–1: Name 3 things learned, 2 new vocab words, 1 question you still have.</w:t>
             </w:r>
           </w:p>
         </w:tc>
@@ -808,19 +1604,6 @@
                 <w:sz w:val="18"/>
                 <w:szCs w:val="18"/>
               </w:rPr>
-              <w:t xml:space="preserve"># Basic if/else</w:t>
-            </w:r>
-          </w:p>
-          <w:p>
-            <w:pPr>
-              <w:spacing w:after="20"/>
-            </w:pPr>
-            <w:r>
-              <w:rPr>
-                <w:rFonts w:ascii="Courier New" w:cs="Courier New" w:eastAsia="Courier New" w:hAnsi="Courier New"/>
-                <w:sz w:val="18"/>
-                <w:szCs w:val="18"/>
-              </w:rPr>
               <w:t xml:space="preserve">number = 7</w:t>
             </w:r>
           </w:p>
@@ -899,7 +1682,7 @@
                 <w:sz w:val="18"/>
                 <w:szCs w:val="18"/>
               </w:rPr>
-              <w:t xml:space="preserve"># Login check</w:t>
+              <w:t xml:space="preserve"> </w:t>
             </w:r>
           </w:p>
           <w:p>
@@ -990,7 +1773,7 @@
                 <w:sz w:val="18"/>
                 <w:szCs w:val="18"/>
               </w:rPr>
-              <w:t xml:space="preserve"># Age check</w:t>
+              <w:t xml:space="preserve"> </w:t>
             </w:r>
           </w:p>
           <w:p>
@@ -1081,7 +1864,7 @@
                 <w:sz w:val="18"/>
                 <w:szCs w:val="18"/>
               </w:rPr>
-              <w:t xml:space="preserve"># Grade classifier</w:t>
+              <w:t xml:space="preserve"> </w:t>
             </w:r>
           </w:p>
           <w:p>
@@ -1172,7 +1955,7 @@
                 <w:sz w:val="18"/>
                 <w:szCs w:val="18"/>
               </w:rPr>
-              <w:t xml:space="preserve"># String comparison</w:t>
+              <w:t xml:space="preserve"> </w:t>
             </w:r>
           </w:p>
           <w:p>
@@ -1263,7 +2046,7 @@
                 <w:sz w:val="18"/>
                 <w:szCs w:val="18"/>
               </w:rPr>
-              <w:t xml:space="preserve"># Using 'in' operator</w:t>
+              <w:t xml:space="preserve"> </w:t>
             </w:r>
           </w:p>
           <w:p>
@@ -1354,7 +2137,7 @@
                 <w:sz w:val="18"/>
                 <w:szCs w:val="18"/>
               </w:rPr>
-              <w:t xml:space="preserve"># Integer comparison</w:t>
+              <w:t xml:space="preserve"> </w:t>
             </w:r>
           </w:p>
           <w:p>
@@ -1445,7 +2228,7 @@
                 <w:sz w:val="18"/>
                 <w:szCs w:val="18"/>
               </w:rPr>
-              <w:t xml:space="preserve"># Checking truthiness</w:t>
+              <w:t xml:space="preserve"> </w:t>
             </w:r>
           </w:p>
           <w:p>
@@ -1853,71 +2636,6 @@
                 <w:szCs w:val="18"/>
               </w:rPr>
               <w:t xml:space="preserve">    print("GO")</w:t>
-            </w:r>
-          </w:p>
-          <w:p>
-            <w:pPr>
-              <w:spacing w:after="20"/>
-            </w:pPr>
-            <w:r>
-              <w:rPr>
-                <w:rFonts w:ascii="Courier New" w:cs="Courier New" w:eastAsia="Courier New" w:hAnsi="Courier New"/>
-                <w:sz w:val="18"/>
-                <w:szCs w:val="18"/>
-              </w:rPr>
-              <w:t xml:space="preserve"> </w:t>
-            </w:r>
-          </w:p>
-          <w:p>
-            <w:pPr>
-              <w:spacing w:after="20"/>
-            </w:pPr>
-            <w:r>
-              <w:rPr>
-                <w:rFonts w:ascii="Courier New" w:cs="Courier New" w:eastAsia="Courier New" w:hAnsi="Courier New"/>
-                <w:sz w:val="18"/>
-                <w:szCs w:val="18"/>
-              </w:rPr>
-              <w:t xml:space="preserve"># What prints for each input?</w:t>
-            </w:r>
-          </w:p>
-          <w:p>
-            <w:pPr>
-              <w:spacing w:after="20"/>
-            </w:pPr>
-            <w:r>
-              <w:rPr>
-                <w:rFonts w:ascii="Courier New" w:cs="Courier New" w:eastAsia="Courier New" w:hAnsi="Courier New"/>
-                <w:sz w:val="18"/>
-                <w:szCs w:val="18"/>
-              </w:rPr>
-              <w:t xml:space="preserve"># - Input: "red" → Prints: "STOP"</w:t>
-            </w:r>
-          </w:p>
-          <w:p>
-            <w:pPr>
-              <w:spacing w:after="20"/>
-            </w:pPr>
-            <w:r>
-              <w:rPr>
-                <w:rFonts w:ascii="Courier New" w:cs="Courier New" w:eastAsia="Courier New" w:hAnsi="Courier New"/>
-                <w:sz w:val="18"/>
-                <w:szCs w:val="18"/>
-              </w:rPr>
-              <w:t xml:space="preserve"># - Input: "green" → Prints: "GO"</w:t>
-            </w:r>
-          </w:p>
-          <w:p>
-            <w:pPr>
-              <w:spacing w:after="20"/>
-            </w:pPr>
-            <w:r>
-              <w:rPr>
-                <w:rFonts w:ascii="Courier New" w:cs="Courier New" w:eastAsia="Courier New" w:hAnsi="Courier New"/>
-                <w:sz w:val="18"/>
-                <w:szCs w:val="18"/>
-              </w:rPr>
-              <w:t xml:space="preserve"># - Input: "yellow" → Prints: "GO"</w:t>
             </w:r>
           </w:p>
         </w:tc>

--- a/Coding 1 - year/Unit 3 - Conditionals/Daily Lesson Plans/Word/Day 52.docx
+++ b/Coding 1 - year/Unit 3 - Conditionals/Daily Lesson Plans/Word/Day 52.docx
@@ -380,7 +380,7 @@
                 <w:sz w:val="20"/>
                 <w:szCs w:val="20"/>
               </w:rPr>
-              <w:t xml:space="preserve">    What do you already know about how to use if/else to implement two-path decisions where only one branch executes?</w:t>
+              <w:t xml:space="preserve">    Have you ever used if/else before? Where might if/else be useful in a real program?</w:t>
             </w:r>
             <w:r>
               <w:rPr>
@@ -477,7 +477,7 @@
                 <w:sz w:val="20"/>
                 <w:szCs w:val="20"/>
               </w:rPr>
-              <w:t xml:space="preserve">Today's Goal: By the end of class you will be able to use if/else to implement two-path decisions where only one branch executes.</w:t>
+              <w:t xml:space="preserve">Today’s Goal: By the end of class you will be able to use if/else to implement two-path decisions where only one branch executes.</w:t>
             </w:r>
             <w:r>
               <w:rPr>
@@ -1300,7 +1300,7 @@
                 <w:sz w:val="20"/>
                 <w:szCs w:val="20"/>
               </w:rPr>
-              <w:t xml:space="preserve">Quick Check: Use if/else to implement two-path decisions where only one branch executes?</w:t>
+              <w:t xml:space="preserve">Write the key syntax or steps for using if/else. What's one mistake beginners commonly make?</w:t>
             </w:r>
             <w:r>
               <w:rPr>

--- a/Coding 1 - year/Unit 3 - Conditionals/Daily Lesson Plans/Word/Day 52.docx
+++ b/Coding 1 - year/Unit 3 - Conditionals/Daily Lesson Plans/Word/Day 52.docx
@@ -1102,7 +1102,7 @@
                 <w:sz w:val="20"/>
                 <w:szCs w:val="20"/>
               </w:rPr>
-              <w:t xml:space="preserve">: Check if num &gt; 0: -</w:t>
+              <w:t xml:space="preserve">Pick a random number 1-10</w:t>
             </w:r>
             <w:r>
               <w:rPr>
@@ -1137,7 +1137,7 @@
                 <w:sz w:val="20"/>
                 <w:szCs w:val="20"/>
               </w:rPr>
-              <w:t xml:space="preserve">: Use modulus: if num % 2 == 0: (even) else (odd) -</w:t>
+              <w:t xml:space="preserve">Ask user to guess</w:t>
             </w:r>
             <w:r>
               <w:rPr>
@@ -1172,7 +1172,7 @@
                 <w:sz w:val="20"/>
                 <w:szCs w:val="20"/>
               </w:rPr>
-              <w:t xml:space="preserve">: Compare guess == secret --- ## Sample Answers ### Problem 1 Example ### Problem 2 Example ### Problem 3 Example --- ## Common Mistakes | M…</w:t>
+              <w:t xml:space="preserve">Print "Correct!" or "Wrong! It was [number]"</w:t>
             </w:r>
             <w:r>
               <w:rPr>
@@ -1442,6 +1442,19 @@
           <w:szCs w:val="20"/>
         </w:rPr>
         <w:t xml:space="preserve">Key point: else has no condition. It catches everything the if doesn't.</w:t>
+      </w:r>
+    </w:p>
+    <w:p>
+      <w:pPr>
+        <w:spacing w:after="60"/>
+      </w:pPr>
+      <w:r>
+        <w:rPr>
+          <w:rFonts w:ascii="Arial" w:cs="Arial" w:eastAsia="Arial" w:hAnsi="Arial"/>
+          <w:sz w:val="20"/>
+          <w:szCs w:val="20"/>
+        </w:rPr>
+        <w:t xml:space="preserve">if/else gives your program two choices. One path ALWAYS executes—either the if block or the else block, never both, never neither. This is fundamental to decision-making in programs!</w:t>
       </w:r>
     </w:p>
     <w:p>
@@ -3488,7 +3501,7 @@
           <w:sz w:val="20"/>
           <w:szCs w:val="20"/>
         </w:rPr>
-        <w:t xml:space="preserve">: Check if num &gt; 0: -</w:t>
+        <w:t xml:space="preserve">Pick a random number 1-10</w:t>
       </w:r>
     </w:p>
     <w:p>
@@ -3511,7 +3524,7 @@
           <w:sz w:val="20"/>
           <w:szCs w:val="20"/>
         </w:rPr>
-        <w:t xml:space="preserve">: Use modulus: if num % 2 == 0: (even) else (odd) -</w:t>
+        <w:t xml:space="preserve">Ask user to guess</w:t>
       </w:r>
     </w:p>
     <w:p>
@@ -3534,7 +3547,7 @@
           <w:sz w:val="20"/>
           <w:szCs w:val="20"/>
         </w:rPr>
-        <w:t xml:space="preserve">: Compare guess == secret --- ## Sample Answers ### Problem 1 Example ### Problem 2 Example ### Problem 3 Example --- ## Common Mistakes | Mistake | Problem | Fix | |---------|---------|-----| | Using if twice instead of if/else | Both blocks might seem to run | Use else for alternate path | | Forge</w:t>
+        <w:t xml:space="preserve">Print "Correct!" or "Wrong! It was [number]"</w:t>
       </w:r>
     </w:p>
     <w:p>

--- a/Coding 1 - year/Unit 3 - Conditionals/Daily Lesson Plans/Word/Day 52.docx
+++ b/Coding 1 - year/Unit 3 - Conditionals/Daily Lesson Plans/Word/Day 52.docx
@@ -1102,7 +1102,7 @@
                 <w:sz w:val="20"/>
                 <w:szCs w:val="20"/>
               </w:rPr>
-              <w:t xml:space="preserve">Pick a random number 1-10</w:t>
+              <w:t xml:space="preserve">Ask the user for a number and print "Positive" if &gt; 0, else "Not positive". ---</w:t>
             </w:r>
             <w:r>
               <w:rPr>
@@ -1137,7 +1137,7 @@
                 <w:sz w:val="20"/>
                 <w:szCs w:val="20"/>
               </w:rPr>
-              <w:t xml:space="preserve">Ask user to guess</w:t>
+              <w:t xml:space="preserve">Ask for a number and print "Even" or "Odd". ---</w:t>
             </w:r>
             <w:r>
               <w:rPr>
@@ -1172,7 +1172,7 @@
                 <w:sz w:val="20"/>
                 <w:szCs w:val="20"/>
               </w:rPr>
-              <w:t xml:space="preserve">Print "Correct!" or "Wrong! It was [number]"</w:t>
+              <w:t xml:space="preserve">Create a simple number guessing game: 1. Pick a random number 1-10 2. Ask user to guess 3. Print "Correct!" or "Wrong! It was [number]" ---…</w:t>
             </w:r>
             <w:r>
               <w:rPr>
@@ -3501,7 +3501,7 @@
           <w:sz w:val="20"/>
           <w:szCs w:val="20"/>
         </w:rPr>
-        <w:t xml:space="preserve">Pick a random number 1-10</w:t>
+        <w:t xml:space="preserve">Beginner Ask the user for a number and print "Positive" if &gt; 0, else "Not positive". ---</w:t>
       </w:r>
     </w:p>
     <w:p>
@@ -3524,7 +3524,7 @@
           <w:sz w:val="20"/>
           <w:szCs w:val="20"/>
         </w:rPr>
-        <w:t xml:space="preserve">Ask user to guess</w:t>
+        <w:t xml:space="preserve">Intermediate Ask for a number and print "Even" or "Odd". ---</w:t>
       </w:r>
     </w:p>
     <w:p>
@@ -3547,7 +3547,7 @@
           <w:sz w:val="20"/>
           <w:szCs w:val="20"/>
         </w:rPr>
-        <w:t xml:space="preserve">Print "Correct!" or "Wrong! It was [number]"</w:t>
+        <w:t xml:space="preserve">Challenge Create a simple number guessing game: 1. Pick a random number 1-10 2. Ask user to guess 3. Print "Correct!" or "Wrong! It was [number]" ---</w:t>
       </w:r>
     </w:p>
     <w:p>
